--- a/Course/7 Weekly Plan - Homework and Consolidation (Year 12)/Week 13 (07 Dec) - 2.1.4 + 1.3.4 Web technologies (CAP2 due)/1 Homework 1.3.4 (typeable).docx
+++ b/Course/7 Weekly Plan - Homework and Consolidation (Year 12)/Week 13 (07 Dec) - 2.1.4 + 1.3.4 Web technologies (CAP2 due)/1 Homework 1.3.4 (typeable).docx
@@ -118,22 +118,32 @@
         <w:t>(AO1)</w:t>
       </w:r>
     </w:p>
-    <w:p>
-      <w:pPr>
-        <w:spacing w:before="260"/>
-        <w:pBdr>
-          <w:bottom w:val="single" w:sz="4" w:space="1" w:color="AAB4C0"/>
-        </w:pBdr>
-      </w:pPr>
-    </w:p>
-    <w:p>
-      <w:pPr>
-        <w:spacing w:before="260"/>
-        <w:pBdr>
-          <w:bottom w:val="single" w:sz="4" w:space="1" w:color="AAB4C0"/>
-        </w:pBdr>
-      </w:pPr>
-    </w:p>
+    <w:tbl>
+      <w:tblPr>
+        <w:tblStyle w:val="TableGrid"/>
+        <w:tblW w:type="auto" w:w="0"/>
+        <w:tblLook w:firstColumn="1" w:firstRow="1" w:lastColumn="0" w:lastRow="0" w:noHBand="0" w:noVBand="1" w:val="04A0"/>
+      </w:tblPr>
+      <w:tblGrid>
+        <w:gridCol w:w="8640"/>
+      </w:tblGrid>
+      <w:tr>
+        <w:trPr>
+          <w:trHeight w:val="680" w:hRule="atLeast"/>
+        </w:trPr>
+        <w:tc>
+          <w:tcPr>
+            <w:tcW w:type="dxa" w:w="8640"/>
+          </w:tcPr>
+          <w:p>
+            <w:pPr>
+              <w:spacing w:before="40"/>
+            </w:pPr>
+          </w:p>
+        </w:tc>
+      </w:tr>
+    </w:tbl>
+    <w:p/>
     <w:p>
       <w:pPr>
         <w:pBdr>
@@ -231,30 +241,32 @@
         <w:t>(AO2)</w:t>
       </w:r>
     </w:p>
-    <w:p>
-      <w:pPr>
-        <w:spacing w:before="260"/>
-        <w:pBdr>
-          <w:bottom w:val="single" w:sz="4" w:space="1" w:color="AAB4C0"/>
-        </w:pBdr>
-      </w:pPr>
-    </w:p>
-    <w:p>
-      <w:pPr>
-        <w:spacing w:before="260"/>
-        <w:pBdr>
-          <w:bottom w:val="single" w:sz="4" w:space="1" w:color="AAB4C0"/>
-        </w:pBdr>
-      </w:pPr>
-    </w:p>
-    <w:p>
-      <w:pPr>
-        <w:spacing w:before="260"/>
-        <w:pBdr>
-          <w:bottom w:val="single" w:sz="4" w:space="1" w:color="AAB4C0"/>
-        </w:pBdr>
-      </w:pPr>
-    </w:p>
+    <w:tbl>
+      <w:tblPr>
+        <w:tblStyle w:val="TableGrid"/>
+        <w:tblW w:type="auto" w:w="0"/>
+        <w:tblLook w:firstColumn="1" w:firstRow="1" w:lastColumn="0" w:lastRow="0" w:noHBand="0" w:noVBand="1" w:val="04A0"/>
+      </w:tblPr>
+      <w:tblGrid>
+        <w:gridCol w:w="8640"/>
+      </w:tblGrid>
+      <w:tr>
+        <w:trPr>
+          <w:trHeight w:val="1020" w:hRule="atLeast"/>
+        </w:trPr>
+        <w:tc>
+          <w:tcPr>
+            <w:tcW w:type="dxa" w:w="8640"/>
+          </w:tcPr>
+          <w:p>
+            <w:pPr>
+              <w:spacing w:before="40"/>
+            </w:pPr>
+          </w:p>
+        </w:tc>
+      </w:tr>
+    </w:tbl>
+    <w:p/>
     <w:p>
       <w:pPr>
         <w:pBdr>
@@ -320,30 +332,32 @@
         <w:t>(AO2)</w:t>
       </w:r>
     </w:p>
-    <w:p>
-      <w:pPr>
-        <w:spacing w:before="260"/>
-        <w:pBdr>
-          <w:bottom w:val="single" w:sz="4" w:space="1" w:color="AAB4C0"/>
-        </w:pBdr>
-      </w:pPr>
-    </w:p>
-    <w:p>
-      <w:pPr>
-        <w:spacing w:before="260"/>
-        <w:pBdr>
-          <w:bottom w:val="single" w:sz="4" w:space="1" w:color="AAB4C0"/>
-        </w:pBdr>
-      </w:pPr>
-    </w:p>
-    <w:p>
-      <w:pPr>
-        <w:spacing w:before="260"/>
-        <w:pBdr>
-          <w:bottom w:val="single" w:sz="4" w:space="1" w:color="AAB4C0"/>
-        </w:pBdr>
-      </w:pPr>
-    </w:p>
+    <w:tbl>
+      <w:tblPr>
+        <w:tblStyle w:val="TableGrid"/>
+        <w:tblW w:type="auto" w:w="0"/>
+        <w:tblLook w:firstColumn="1" w:firstRow="1" w:lastColumn="0" w:lastRow="0" w:noHBand="0" w:noVBand="1" w:val="04A0"/>
+      </w:tblPr>
+      <w:tblGrid>
+        <w:gridCol w:w="8640"/>
+      </w:tblGrid>
+      <w:tr>
+        <w:trPr>
+          <w:trHeight w:val="1020" w:hRule="atLeast"/>
+        </w:trPr>
+        <w:tc>
+          <w:tcPr>
+            <w:tcW w:type="dxa" w:w="8640"/>
+          </w:tcPr>
+          <w:p>
+            <w:pPr>
+              <w:spacing w:before="40"/>
+            </w:pPr>
+          </w:p>
+        </w:tc>
+      </w:tr>
+    </w:tbl>
+    <w:p/>
     <w:p>
       <w:pPr>
         <w:pBdr>
@@ -409,30 +423,32 @@
         <w:t>(AO1)</w:t>
       </w:r>
     </w:p>
-    <w:p>
-      <w:pPr>
-        <w:spacing w:before="260"/>
-        <w:pBdr>
-          <w:bottom w:val="single" w:sz="4" w:space="1" w:color="AAB4C0"/>
-        </w:pBdr>
-      </w:pPr>
-    </w:p>
-    <w:p>
-      <w:pPr>
-        <w:spacing w:before="260"/>
-        <w:pBdr>
-          <w:bottom w:val="single" w:sz="4" w:space="1" w:color="AAB4C0"/>
-        </w:pBdr>
-      </w:pPr>
-    </w:p>
-    <w:p>
-      <w:pPr>
-        <w:spacing w:before="260"/>
-        <w:pBdr>
-          <w:bottom w:val="single" w:sz="4" w:space="1" w:color="AAB4C0"/>
-        </w:pBdr>
-      </w:pPr>
-    </w:p>
+    <w:tbl>
+      <w:tblPr>
+        <w:tblStyle w:val="TableGrid"/>
+        <w:tblW w:type="auto" w:w="0"/>
+        <w:tblLook w:firstColumn="1" w:firstRow="1" w:lastColumn="0" w:lastRow="0" w:noHBand="0" w:noVBand="1" w:val="04A0"/>
+      </w:tblPr>
+      <w:tblGrid>
+        <w:gridCol w:w="8640"/>
+      </w:tblGrid>
+      <w:tr>
+        <w:trPr>
+          <w:trHeight w:val="1020" w:hRule="atLeast"/>
+        </w:trPr>
+        <w:tc>
+          <w:tcPr>
+            <w:tcW w:type="dxa" w:w="8640"/>
+          </w:tcPr>
+          <w:p>
+            <w:pPr>
+              <w:spacing w:before="40"/>
+            </w:pPr>
+          </w:p>
+        </w:tc>
+      </w:tr>
+    </w:tbl>
+    <w:p/>
     <w:p>
       <w:pPr>
         <w:pBdr>
@@ -535,30 +551,32 @@
         <w:t>(AO1)</w:t>
       </w:r>
     </w:p>
-    <w:p>
-      <w:pPr>
-        <w:spacing w:before="260"/>
-        <w:pBdr>
-          <w:bottom w:val="single" w:sz="4" w:space="1" w:color="AAB4C0"/>
-        </w:pBdr>
-      </w:pPr>
-    </w:p>
-    <w:p>
-      <w:pPr>
-        <w:spacing w:before="260"/>
-        <w:pBdr>
-          <w:bottom w:val="single" w:sz="4" w:space="1" w:color="AAB4C0"/>
-        </w:pBdr>
-      </w:pPr>
-    </w:p>
-    <w:p>
-      <w:pPr>
-        <w:spacing w:before="260"/>
-        <w:pBdr>
-          <w:bottom w:val="single" w:sz="4" w:space="1" w:color="AAB4C0"/>
-        </w:pBdr>
-      </w:pPr>
-    </w:p>
+    <w:tbl>
+      <w:tblPr>
+        <w:tblStyle w:val="TableGrid"/>
+        <w:tblW w:type="auto" w:w="0"/>
+        <w:tblLook w:firstColumn="1" w:firstRow="1" w:lastColumn="0" w:lastRow="0" w:noHBand="0" w:noVBand="1" w:val="04A0"/>
+      </w:tblPr>
+      <w:tblGrid>
+        <w:gridCol w:w="8640"/>
+      </w:tblGrid>
+      <w:tr>
+        <w:trPr>
+          <w:trHeight w:val="1020" w:hRule="atLeast"/>
+        </w:trPr>
+        <w:tc>
+          <w:tcPr>
+            <w:tcW w:type="dxa" w:w="8640"/>
+          </w:tcPr>
+          <w:p>
+            <w:pPr>
+              <w:spacing w:before="40"/>
+            </w:pPr>
+          </w:p>
+        </w:tc>
+      </w:tr>
+    </w:tbl>
+    <w:p/>
     <w:p>
       <w:pPr>
         <w:pBdr>
@@ -631,30 +649,32 @@
         <w:t>(AO1)</w:t>
       </w:r>
     </w:p>
-    <w:p>
-      <w:pPr>
-        <w:spacing w:before="260"/>
-        <w:pBdr>
-          <w:bottom w:val="single" w:sz="4" w:space="1" w:color="AAB4C0"/>
-        </w:pBdr>
-      </w:pPr>
-    </w:p>
-    <w:p>
-      <w:pPr>
-        <w:spacing w:before="260"/>
-        <w:pBdr>
-          <w:bottom w:val="single" w:sz="4" w:space="1" w:color="AAB4C0"/>
-        </w:pBdr>
-      </w:pPr>
-    </w:p>
-    <w:p>
-      <w:pPr>
-        <w:spacing w:before="260"/>
-        <w:pBdr>
-          <w:bottom w:val="single" w:sz="4" w:space="1" w:color="AAB4C0"/>
-        </w:pBdr>
-      </w:pPr>
-    </w:p>
+    <w:tbl>
+      <w:tblPr>
+        <w:tblStyle w:val="TableGrid"/>
+        <w:tblW w:type="auto" w:w="0"/>
+        <w:tblLook w:firstColumn="1" w:firstRow="1" w:lastColumn="0" w:lastRow="0" w:noHBand="0" w:noVBand="1" w:val="04A0"/>
+      </w:tblPr>
+      <w:tblGrid>
+        <w:gridCol w:w="8640"/>
+      </w:tblGrid>
+      <w:tr>
+        <w:trPr>
+          <w:trHeight w:val="1020" w:hRule="atLeast"/>
+        </w:trPr>
+        <w:tc>
+          <w:tcPr>
+            <w:tcW w:type="dxa" w:w="8640"/>
+          </w:tcPr>
+          <w:p>
+            <w:pPr>
+              <w:spacing w:before="40"/>
+            </w:pPr>
+          </w:p>
+        </w:tc>
+      </w:tr>
+    </w:tbl>
+    <w:p/>
     <w:p>
       <w:pPr>
         <w:pBdr>
@@ -743,22 +763,32 @@
         <w:t>(AO2)</w:t>
       </w:r>
     </w:p>
-    <w:p>
-      <w:pPr>
-        <w:spacing w:before="260"/>
-        <w:pBdr>
-          <w:bottom w:val="single" w:sz="4" w:space="1" w:color="AAB4C0"/>
-        </w:pBdr>
-      </w:pPr>
-    </w:p>
-    <w:p>
-      <w:pPr>
-        <w:spacing w:before="260"/>
-        <w:pBdr>
-          <w:bottom w:val="single" w:sz="4" w:space="1" w:color="AAB4C0"/>
-        </w:pBdr>
-      </w:pPr>
-    </w:p>
+    <w:tbl>
+      <w:tblPr>
+        <w:tblStyle w:val="TableGrid"/>
+        <w:tblW w:type="auto" w:w="0"/>
+        <w:tblLook w:firstColumn="1" w:firstRow="1" w:lastColumn="0" w:lastRow="0" w:noHBand="0" w:noVBand="1" w:val="04A0"/>
+      </w:tblPr>
+      <w:tblGrid>
+        <w:gridCol w:w="8640"/>
+      </w:tblGrid>
+      <w:tr>
+        <w:trPr>
+          <w:trHeight w:val="680" w:hRule="atLeast"/>
+        </w:trPr>
+        <w:tc>
+          <w:tcPr>
+            <w:tcW w:type="dxa" w:w="8640"/>
+          </w:tcPr>
+          <w:p>
+            <w:pPr>
+              <w:spacing w:before="40"/>
+            </w:pPr>
+          </w:p>
+        </w:tc>
+      </w:tr>
+    </w:tbl>
+    <w:p/>
     <w:p>
       <w:pPr>
         <w:pBdr>
@@ -810,30 +840,32 @@
         <w:t>(AO2)</w:t>
       </w:r>
     </w:p>
-    <w:p>
-      <w:pPr>
-        <w:spacing w:before="260"/>
-        <w:pBdr>
-          <w:bottom w:val="single" w:sz="4" w:space="1" w:color="AAB4C0"/>
-        </w:pBdr>
-      </w:pPr>
-    </w:p>
-    <w:p>
-      <w:pPr>
-        <w:spacing w:before="260"/>
-        <w:pBdr>
-          <w:bottom w:val="single" w:sz="4" w:space="1" w:color="AAB4C0"/>
-        </w:pBdr>
-      </w:pPr>
-    </w:p>
-    <w:p>
-      <w:pPr>
-        <w:spacing w:before="260"/>
-        <w:pBdr>
-          <w:bottom w:val="single" w:sz="4" w:space="1" w:color="AAB4C0"/>
-        </w:pBdr>
-      </w:pPr>
-    </w:p>
+    <w:tbl>
+      <w:tblPr>
+        <w:tblStyle w:val="TableGrid"/>
+        <w:tblW w:type="auto" w:w="0"/>
+        <w:tblLook w:firstColumn="1" w:firstRow="1" w:lastColumn="0" w:lastRow="0" w:noHBand="0" w:noVBand="1" w:val="04A0"/>
+      </w:tblPr>
+      <w:tblGrid>
+        <w:gridCol w:w="8640"/>
+      </w:tblGrid>
+      <w:tr>
+        <w:trPr>
+          <w:trHeight w:val="1020" w:hRule="atLeast"/>
+        </w:trPr>
+        <w:tc>
+          <w:tcPr>
+            <w:tcW w:type="dxa" w:w="8640"/>
+          </w:tcPr>
+          <w:p>
+            <w:pPr>
+              <w:spacing w:before="40"/>
+            </w:pPr>
+          </w:p>
+        </w:tc>
+      </w:tr>
+    </w:tbl>
+    <w:p/>
     <w:p>
       <w:pPr>
         <w:pBdr>
@@ -939,30 +971,32 @@
         <w:t>(AO1)</w:t>
       </w:r>
     </w:p>
-    <w:p>
-      <w:pPr>
-        <w:spacing w:before="260"/>
-        <w:pBdr>
-          <w:bottom w:val="single" w:sz="4" w:space="1" w:color="AAB4C0"/>
-        </w:pBdr>
-      </w:pPr>
-    </w:p>
-    <w:p>
-      <w:pPr>
-        <w:spacing w:before="260"/>
-        <w:pBdr>
-          <w:bottom w:val="single" w:sz="4" w:space="1" w:color="AAB4C0"/>
-        </w:pBdr>
-      </w:pPr>
-    </w:p>
-    <w:p>
-      <w:pPr>
-        <w:spacing w:before="260"/>
-        <w:pBdr>
-          <w:bottom w:val="single" w:sz="4" w:space="1" w:color="AAB4C0"/>
-        </w:pBdr>
-      </w:pPr>
-    </w:p>
+    <w:tbl>
+      <w:tblPr>
+        <w:tblStyle w:val="TableGrid"/>
+        <w:tblW w:type="auto" w:w="0"/>
+        <w:tblLook w:firstColumn="1" w:firstRow="1" w:lastColumn="0" w:lastRow="0" w:noHBand="0" w:noVBand="1" w:val="04A0"/>
+      </w:tblPr>
+      <w:tblGrid>
+        <w:gridCol w:w="8640"/>
+      </w:tblGrid>
+      <w:tr>
+        <w:trPr>
+          <w:trHeight w:val="1020" w:hRule="atLeast"/>
+        </w:trPr>
+        <w:tc>
+          <w:tcPr>
+            <w:tcW w:type="dxa" w:w="8640"/>
+          </w:tcPr>
+          <w:p>
+            <w:pPr>
+              <w:spacing w:before="40"/>
+            </w:pPr>
+          </w:p>
+        </w:tc>
+      </w:tr>
+    </w:tbl>
+    <w:p/>
     <w:p>
       <w:pPr>
         <w:pBdr>
@@ -1070,30 +1104,32 @@
         <w:t>(AO1)</w:t>
       </w:r>
     </w:p>
-    <w:p>
-      <w:pPr>
-        <w:spacing w:before="260"/>
-        <w:pBdr>
-          <w:bottom w:val="single" w:sz="4" w:space="1" w:color="AAB4C0"/>
-        </w:pBdr>
-      </w:pPr>
-    </w:p>
-    <w:p>
-      <w:pPr>
-        <w:spacing w:before="260"/>
-        <w:pBdr>
-          <w:bottom w:val="single" w:sz="4" w:space="1" w:color="AAB4C0"/>
-        </w:pBdr>
-      </w:pPr>
-    </w:p>
-    <w:p>
-      <w:pPr>
-        <w:spacing w:before="260"/>
-        <w:pBdr>
-          <w:bottom w:val="single" w:sz="4" w:space="1" w:color="AAB4C0"/>
-        </w:pBdr>
-      </w:pPr>
-    </w:p>
+    <w:tbl>
+      <w:tblPr>
+        <w:tblStyle w:val="TableGrid"/>
+        <w:tblW w:type="auto" w:w="0"/>
+        <w:tblLook w:firstColumn="1" w:firstRow="1" w:lastColumn="0" w:lastRow="0" w:noHBand="0" w:noVBand="1" w:val="04A0"/>
+      </w:tblPr>
+      <w:tblGrid>
+        <w:gridCol w:w="8640"/>
+      </w:tblGrid>
+      <w:tr>
+        <w:trPr>
+          <w:trHeight w:val="1020" w:hRule="atLeast"/>
+        </w:trPr>
+        <w:tc>
+          <w:tcPr>
+            <w:tcW w:type="dxa" w:w="8640"/>
+          </w:tcPr>
+          <w:p>
+            <w:pPr>
+              <w:spacing w:before="40"/>
+            </w:pPr>
+          </w:p>
+        </w:tc>
+      </w:tr>
+    </w:tbl>
+    <w:p/>
     <w:p>
       <w:pPr>
         <w:pBdr>
@@ -1187,30 +1223,32 @@
         <w:t>(AO2)</w:t>
       </w:r>
     </w:p>
-    <w:p>
-      <w:pPr>
-        <w:spacing w:before="260"/>
-        <w:pBdr>
-          <w:bottom w:val="single" w:sz="4" w:space="1" w:color="AAB4C0"/>
-        </w:pBdr>
-      </w:pPr>
-    </w:p>
-    <w:p>
-      <w:pPr>
-        <w:spacing w:before="260"/>
-        <w:pBdr>
-          <w:bottom w:val="single" w:sz="4" w:space="1" w:color="AAB4C0"/>
-        </w:pBdr>
-      </w:pPr>
-    </w:p>
-    <w:p>
-      <w:pPr>
-        <w:spacing w:before="260"/>
-        <w:pBdr>
-          <w:bottom w:val="single" w:sz="4" w:space="1" w:color="AAB4C0"/>
-        </w:pBdr>
-      </w:pPr>
-    </w:p>
+    <w:tbl>
+      <w:tblPr>
+        <w:tblStyle w:val="TableGrid"/>
+        <w:tblW w:type="auto" w:w="0"/>
+        <w:tblLook w:firstColumn="1" w:firstRow="1" w:lastColumn="0" w:lastRow="0" w:noHBand="0" w:noVBand="1" w:val="04A0"/>
+      </w:tblPr>
+      <w:tblGrid>
+        <w:gridCol w:w="8640"/>
+      </w:tblGrid>
+      <w:tr>
+        <w:trPr>
+          <w:trHeight w:val="1020" w:hRule="atLeast"/>
+        </w:trPr>
+        <w:tc>
+          <w:tcPr>
+            <w:tcW w:type="dxa" w:w="8640"/>
+          </w:tcPr>
+          <w:p>
+            <w:pPr>
+              <w:spacing w:before="40"/>
+            </w:pPr>
+          </w:p>
+        </w:tc>
+      </w:tr>
+    </w:tbl>
+    <w:p/>
     <w:p>
       <w:pPr>
         <w:pBdr>

--- a/Course/7 Weekly Plan - Homework and Consolidation (Year 12)/Week 13 (07 Dec) - 2.1.4 + 1.3.4 Web technologies (CAP2 due)/1 Homework 1.3.4 (typeable).docx
+++ b/Course/7 Weekly Plan - Homework and Consolidation (Year 12)/Week 13 (07 Dec) - 2.1.4 + 1.3.4 Web technologies (CAP2 due)/1 Homework 1.3.4 (typeable).docx
@@ -57,7 +57,25 @@
           <w:b w:val="0"/>
           <w:i w:val="0"/>
         </w:rPr>
-        <w:t xml:space="preserve"> A web page uses HTML, CSS and JavaScript together. A developer wants every paragraph styled with the same blue text, and wants one specific warning box styled differently.</w:t>
+        <w:t xml:space="preserve"> Part of the HTML for a web page is shown below.</w:t>
+      </w:r>
+    </w:p>
+    <w:p>
+      <w:pPr>
+        <w:shd w:fill="F2F2F2"/>
+      </w:pPr>
+      <w:r>
+        <w:rPr>
+          <w:rFonts w:ascii="Consolas" w:hAnsi="Consolas"/>
+          <w:sz w:val="18"/>
+        </w:rPr>
+        <w:t>&lt;h1&gt;Court Booking&lt;/h1&gt;</w:t>
+        <w:br/>
+        <w:t>&lt;p&gt;Book courts up to seven days ahead.&lt;/p&gt;</w:t>
+        <w:br/>
+        <w:t>&lt;p&gt;Members may bring one guest.&lt;/p&gt;</w:t>
+        <w:br/>
+        <w:t>&lt;div id="warning"&gt;The sports hall is closed this week.&lt;/div&gt;</w:t>
       </w:r>
     </w:p>
     <w:p>
@@ -66,35 +84,21 @@
           <w:b w:val="0"/>
           <w:i w:val="0"/>
         </w:rPr>
-        <w:t xml:space="preserve">(a) State which </w:t>
+        <w:t xml:space="preserve">(a) The developer wants </w:t>
       </w:r>
       <w:r>
         <w:rPr>
           <w:b/>
           <w:i w:val="0"/>
         </w:rPr>
-        <w:t>CSS selector type</w:t>
+        <w:t>every</w:t>
       </w:r>
       <w:r>
         <w:rPr>
           <w:b w:val="0"/>
           <w:i w:val="0"/>
         </w:rPr>
-        <w:t xml:space="preserve"> would be used to style </w:t>
-      </w:r>
-      <w:r>
-        <w:rPr>
-          <w:b/>
-          <w:i w:val="0"/>
-        </w:rPr>
-        <w:t>all</w:t>
-      </w:r>
-      <w:r>
-        <w:rPr>
-          <w:b w:val="0"/>
-          <w:i w:val="0"/>
-        </w:rPr>
-        <w:t xml:space="preserve"> paragraphs the same way. </w:t>
+        <w:t xml:space="preserve"> paragraph shown in blue text. State the type of CSS selector that should be used. </w:t>
       </w:r>
       <w:r>
         <w:rPr>
@@ -157,21 +161,7 @@
           <w:b w:val="0"/>
           <w:i w:val="0"/>
         </w:rPr>
-        <w:t xml:space="preserve">(b) State which </w:t>
-      </w:r>
-      <w:r>
-        <w:rPr>
-          <w:b/>
-          <w:i w:val="0"/>
-        </w:rPr>
-        <w:t>CSS selector type</w:t>
-      </w:r>
-      <w:r>
-        <w:rPr>
-          <w:b w:val="0"/>
-          <w:i w:val="0"/>
-        </w:rPr>
-        <w:t xml:space="preserve"> (</w:t>
+        <w:t xml:space="preserve">(b) The single warning box is to be styled differently from everything else. State whether a </w:t>
       </w:r>
       <w:r>
         <w:rPr>
@@ -187,7 +177,7 @@
           <w:b w:val="0"/>
           <w:i w:val="0"/>
         </w:rPr>
-        <w:t xml:space="preserve"> or </w:t>
+        <w:t xml:space="preserve"> selector or an </w:t>
       </w:r>
       <w:r>
         <w:rPr>
@@ -203,21 +193,7 @@
           <w:b w:val="0"/>
           <w:i w:val="0"/>
         </w:rPr>
-        <w:t xml:space="preserve">) is most appropriate for styling the </w:t>
-      </w:r>
-      <w:r>
-        <w:rPr>
-          <w:b/>
-          <w:i w:val="0"/>
-        </w:rPr>
-        <w:t>single</w:t>
-      </w:r>
-      <w:r>
-        <w:rPr>
-          <w:b w:val="0"/>
-          <w:i w:val="0"/>
-        </w:rPr>
-        <w:t xml:space="preserve"> warning box, and justify your choice. </w:t>
+        <w:t xml:space="preserve"> selector is the more appropriate choice for it, and justify your answer. </w:t>
       </w:r>
       <w:r>
         <w:rPr>
@@ -294,7 +270,7 @@
           <w:b w:val="0"/>
           <w:i w:val="0"/>
         </w:rPr>
-        <w:t xml:space="preserve"> Explain why </w:t>
+        <w:t xml:space="preserve"> Explain why the styling for a large website is placed in an external </w:t>
       </w:r>
       <w:r>
         <w:rPr>
@@ -308,7 +284,7 @@
           <w:b w:val="0"/>
           <w:i w:val="0"/>
         </w:rPr>
-        <w:t xml:space="preserve"> is used to control presentation rather than placing styling directly in the HTML of every page of a large website. </w:t>
+        <w:t xml:space="preserve"> file rather than being written directly into the HTML of every page. </w:t>
       </w:r>
       <w:r>
         <w:rPr>
@@ -702,7 +678,35 @@
           <w:b w:val="0"/>
           <w:i w:val="0"/>
         </w:rPr>
-        <w:t xml:space="preserve"> A web form lets a user choose a username. The browser checks instantly that the box is not empty (client-side), and the server then checks that the username is not already taken in the database (server-side).</w:t>
+        <w:t xml:space="preserve"> A web form lets a user choose a username. JavaScript in the browser checks instantly that the box is not empty (</w:t>
+      </w:r>
+      <w:r>
+        <w:rPr>
+          <w:b/>
+          <w:i w:val="0"/>
+        </w:rPr>
+        <w:t>client-side</w:t>
+      </w:r>
+      <w:r>
+        <w:rPr>
+          <w:b w:val="0"/>
+          <w:i w:val="0"/>
+        </w:rPr>
+        <w:t>), and the server then checks that the username is not already taken in the database (</w:t>
+      </w:r>
+      <w:r>
+        <w:rPr>
+          <w:b/>
+          <w:i w:val="0"/>
+        </w:rPr>
+        <w:t>server-side</w:t>
+      </w:r>
+      <w:r>
+        <w:rPr>
+          <w:b w:val="0"/>
+          <w:i w:val="0"/>
+        </w:rPr>
+        <w:t>).</w:t>
       </w:r>
     </w:p>
     <w:p>
@@ -1164,42 +1168,74 @@
           <w:b w:val="0"/>
           <w:i/>
         </w:rPr>
-        <w:t>(1.4.1)</w:t>
+        <w:t>(1.3.2)</w:t>
       </w:r>
       <w:r>
         <w:rPr>
           <w:b w:val="0"/>
           <w:i w:val="0"/>
         </w:rPr>
-        <w:t xml:space="preserve"> Convert the denary number </w:t>
+        <w:t xml:space="preserve"> A relational database contains a </w:t>
+      </w:r>
+      <w:r>
+        <w:rPr>
+          <w:rFonts w:ascii="Consolas" w:hAnsi="Consolas"/>
+          <w:b w:val="0"/>
+          <w:i w:val="0"/>
+          <w:sz w:val="19"/>
+        </w:rPr>
+        <w:t>Customer</w:t>
+      </w:r>
+      <w:r>
+        <w:rPr>
+          <w:b w:val="0"/>
+          <w:i w:val="0"/>
+        </w:rPr>
+        <w:t xml:space="preserve"> table and an </w:t>
+      </w:r>
+      <w:r>
+        <w:rPr>
+          <w:rFonts w:ascii="Consolas" w:hAnsi="Consolas"/>
+          <w:b w:val="0"/>
+          <w:i w:val="0"/>
+          <w:sz w:val="19"/>
+        </w:rPr>
+        <w:t>Order</w:t>
+      </w:r>
+      <w:r>
+        <w:rPr>
+          <w:b w:val="0"/>
+          <w:i w:val="0"/>
+        </w:rPr>
+        <w:t xml:space="preserve"> table. State the purpose of a </w:t>
       </w:r>
       <w:r>
         <w:rPr>
           <w:b/>
           <w:i w:val="0"/>
         </w:rPr>
-        <w:t>45</w:t>
+        <w:t>primary key</w:t>
       </w:r>
       <w:r>
         <w:rPr>
           <w:b w:val="0"/>
           <w:i w:val="0"/>
         </w:rPr>
-        <w:t xml:space="preserve"> into </w:t>
+        <w:t xml:space="preserve">, and state how a </w:t>
       </w:r>
       <w:r>
         <w:rPr>
           <w:b/>
           <w:i w:val="0"/>
         </w:rPr>
-        <w:t>8-bit binary</w:t>
+        <w:t>foreign key</w:t>
       </w:r>
       <w:r>
         <w:rPr>
           <w:b w:val="0"/>
           <w:i w:val="0"/>
         </w:rPr>
-        <w:t xml:space="preserve">. Show your working. </w:t>
+        <w:t xml:space="preserve"> links the two tables. </w:t>
       </w:r>
       <w:r>
         <w:rPr>
@@ -1220,7 +1256,7 @@
           <w:b w:val="0"/>
           <w:i/>
         </w:rPr>
-        <w:t>(AO2)</w:t>
+        <w:t>(AO1)</w:t>
       </w:r>
     </w:p>
     <w:tbl>

--- a/Course/7 Weekly Plan - Homework and Consolidation (Year 12)/Week 13 (07 Dec) - 2.1.4 + 1.3.4 Web technologies (CAP2 due)/1 Homework 1.3.4 (typeable).docx
+++ b/Course/7 Weekly Plan - Homework and Consolidation (Year 12)/Week 13 (07 Dec) - 2.1.4 + 1.3.4 Web technologies (CAP2 due)/1 Homework 1.3.4 (typeable).docx
@@ -57,7 +57,110 @@
           <w:b w:val="0"/>
           <w:i w:val="0"/>
         </w:rPr>
-        <w:t xml:space="preserve"> Part of the HTML for a web page is shown below.</w:t>
+        <w:t xml:space="preserve"> The HTML below for a sports club's page contains </w:t>
+      </w:r>
+      <w:r>
+        <w:rPr>
+          <w:b/>
+          <w:i w:val="0"/>
+        </w:rPr>
+        <w:t>two</w:t>
+      </w:r>
+      <w:r>
+        <w:rPr>
+          <w:b w:val="0"/>
+          <w:i w:val="0"/>
+        </w:rPr>
+        <w:t xml:space="preserve"> deliberate errors. Identify each error and write the correction. </w:t>
+      </w:r>
+      <w:r>
+        <w:rPr>
+          <w:b/>
+          <w:i w:val="0"/>
+        </w:rPr>
+        <w:t>[2]</w:t>
+      </w:r>
+      <w:r>
+        <w:rPr>
+          <w:b w:val="0"/>
+          <w:i w:val="0"/>
+        </w:rPr>
+        <w:t xml:space="preserve"> </w:t>
+      </w:r>
+      <w:r>
+        <w:rPr>
+          <w:b w:val="0"/>
+          <w:i/>
+        </w:rPr>
+        <w:t>(AO2)</w:t>
+      </w:r>
+    </w:p>
+    <w:p>
+      <w:pPr>
+        <w:shd w:fill="F2F2F2"/>
+      </w:pPr>
+      <w:r>
+        <w:rPr>
+          <w:rFonts w:ascii="Consolas" w:hAnsi="Consolas"/>
+          <w:sz w:val="18"/>
+        </w:rPr>
+        <w:t>&lt;head&gt;</w:t>
+        <w:br/>
+        <w:t xml:space="preserve">    &lt;title&gt;Court Booking&lt;/titel&gt;</w:t>
+        <w:br/>
+        <w:t>&lt;/head&gt;</w:t>
+        <w:br/>
+        <w:t>&lt;body&gt;</w:t>
+        <w:br/>
+        <w:t xml:space="preserve">    &lt;h1&gt;Court Booking&lt;h1&gt;</w:t>
+        <w:br/>
+        <w:t xml:space="preserve">    &lt;p&gt;Book courts up to seven days ahead.&lt;/p&gt;</w:t>
+        <w:br/>
+        <w:t xml:space="preserve">    &lt;a href="prices.html"&gt;Price list&lt;/a&gt;</w:t>
+        <w:br/>
+        <w:t>&lt;/body&gt;</w:t>
+      </w:r>
+    </w:p>
+    <w:tbl>
+      <w:tblPr>
+        <w:tblStyle w:val="TableGrid"/>
+        <w:tblW w:type="auto" w:w="0"/>
+        <w:tblLook w:firstColumn="1" w:firstRow="1" w:lastColumn="0" w:lastRow="0" w:noHBand="0" w:noVBand="1" w:val="04A0"/>
+      </w:tblPr>
+      <w:tblGrid>
+        <w:gridCol w:w="8640"/>
+      </w:tblGrid>
+      <w:tr>
+        <w:trPr>
+          <w:trHeight w:val="1020" w:hRule="atLeast"/>
+        </w:trPr>
+        <w:tc>
+          <w:tcPr>
+            <w:tcW w:type="dxa" w:w="8640"/>
+          </w:tcPr>
+          <w:p>
+            <w:pPr>
+              <w:spacing w:before="40"/>
+            </w:pPr>
+          </w:p>
+        </w:tc>
+      </w:tr>
+    </w:tbl>
+    <w:p/>
+    <w:p>
+      <w:r>
+        <w:rPr>
+          <w:b/>
+          <w:i w:val="0"/>
+        </w:rPr>
+        <w:t>2.</w:t>
+      </w:r>
+      <w:r>
+        <w:rPr>
+          <w:b w:val="0"/>
+          <w:i w:val="0"/>
+        </w:rPr>
+        <w:t xml:space="preserve"> The club's pages contain elements like these:</w:t>
       </w:r>
     </w:p>
     <w:p>
@@ -71,9 +174,9 @@
         </w:rPr>
         <w:t>&lt;h1&gt;Court Booking&lt;/h1&gt;</w:t>
         <w:br/>
+        <w:t>&lt;p class="note"&gt;Members may bring one guest.&lt;/p&gt;</w:t>
+        <w:br/>
         <w:t>&lt;p&gt;Book courts up to seven days ahead.&lt;/p&gt;</w:t>
-        <w:br/>
-        <w:t>&lt;p&gt;Members may bring one guest.&lt;/p&gt;</w:t>
         <w:br/>
         <w:t>&lt;div id="warning"&gt;The sports hall is closed this week.&lt;/div&gt;</w:t>
       </w:r>
@@ -84,7 +187,7 @@
           <w:b w:val="0"/>
           <w:i w:val="0"/>
         </w:rPr>
-        <w:t xml:space="preserve">(a) The developer wants </w:t>
+        <w:t xml:space="preserve">(a) Complete the selectors (a)–(c) in the site's stylesheet so that </w:t>
       </w:r>
       <w:r>
         <w:rPr>
@@ -98,7 +201,125 @@
           <w:b w:val="0"/>
           <w:i w:val="0"/>
         </w:rPr>
-        <w:t xml:space="preserve"> paragraph shown in blue text. State the type of CSS selector that should be used. </w:t>
+        <w:t xml:space="preserve"> paragraph is blue, </w:t>
+      </w:r>
+      <w:r>
+        <w:rPr>
+          <w:b/>
+          <w:i w:val="0"/>
+        </w:rPr>
+        <w:t>only</w:t>
+      </w:r>
+      <w:r>
+        <w:rPr>
+          <w:b w:val="0"/>
+          <w:i w:val="0"/>
+        </w:rPr>
+        <w:t xml:space="preserve"> elements with the class </w:t>
+      </w:r>
+      <w:r>
+        <w:rPr>
+          <w:rFonts w:ascii="Consolas" w:hAnsi="Consolas"/>
+          <w:b w:val="0"/>
+          <w:i w:val="0"/>
+          <w:sz w:val="19"/>
+        </w:rPr>
+        <w:t>note</w:t>
+      </w:r>
+      <w:r>
+        <w:rPr>
+          <w:b w:val="0"/>
+          <w:i w:val="0"/>
+        </w:rPr>
+        <w:t xml:space="preserve"> are bold, and </w:t>
+      </w:r>
+      <w:r>
+        <w:rPr>
+          <w:b/>
+          <w:i w:val="0"/>
+        </w:rPr>
+        <w:t>only</w:t>
+      </w:r>
+      <w:r>
+        <w:rPr>
+          <w:b w:val="0"/>
+          <w:i w:val="0"/>
+        </w:rPr>
+        <w:t xml:space="preserve"> the single warning element is red. </w:t>
+      </w:r>
+      <w:r>
+        <w:rPr>
+          <w:b/>
+          <w:i w:val="0"/>
+        </w:rPr>
+        <w:t>[2]</w:t>
+      </w:r>
+      <w:r>
+        <w:rPr>
+          <w:b w:val="0"/>
+          <w:i w:val="0"/>
+        </w:rPr>
+        <w:t xml:space="preserve"> </w:t>
+      </w:r>
+      <w:r>
+        <w:rPr>
+          <w:b w:val="0"/>
+          <w:i/>
+        </w:rPr>
+        <w:t>(AO2)</w:t>
+      </w:r>
+    </w:p>
+    <w:p>
+      <w:pPr>
+        <w:shd w:fill="F2F2F2"/>
+      </w:pPr>
+      <w:r>
+        <w:rPr>
+          <w:rFonts w:ascii="Consolas" w:hAnsi="Consolas"/>
+          <w:sz w:val="18"/>
+        </w:rPr>
+        <w:t>(a) {</w:t>
+        <w:br/>
+        <w:t xml:space="preserve">    color: blue;</w:t>
+        <w:br/>
+        <w:t>}</w:t>
+        <w:br/>
+        <w:br/>
+        <w:t>(b) {</w:t>
+        <w:br/>
+        <w:t xml:space="preserve">    font-weight: bold;</w:t>
+        <w:br/>
+        <w:t>}</w:t>
+        <w:br/>
+        <w:br/>
+        <w:t>(c) {</w:t>
+        <w:br/>
+        <w:t xml:space="preserve">    color: red;</w:t>
+        <w:br/>
+        <w:t>}</w:t>
+      </w:r>
+    </w:p>
+    <w:p>
+      <w:r>
+        <w:rPr>
+          <w:b w:val="0"/>
+          <w:i w:val="0"/>
+        </w:rPr>
+        <w:t xml:space="preserve">(b) The stylesheet is a single external CSS file linked from every page. State </w:t>
+      </w:r>
+      <w:r>
+        <w:rPr>
+          <w:b/>
+          <w:i w:val="0"/>
+        </w:rPr>
+        <w:t>one</w:t>
+      </w:r>
+      <w:r>
+        <w:rPr>
+          <w:b w:val="0"/>
+          <w:i w:val="0"/>
+        </w:rPr>
+        <w:t xml:space="preserve"> benefit of this compared with writing the same styles into the HTML of each page. </w:t>
       </w:r>
       <w:r>
         <w:rPr>
@@ -119,7 +340,7 @@
           <w:b w:val="0"/>
           <w:i/>
         </w:rPr>
-        <w:t>(AO1)</w:t>
+        <w:t>(AO2)</w:t>
       </w:r>
     </w:p>
     <w:tbl>
@@ -149,58 +370,295 @@
     </w:tbl>
     <w:p/>
     <w:p>
-      <w:pPr>
-        <w:pBdr>
-          <w:bottom w:val="single" w:sz="6" w:space="1" w:color="AAAAAA"/>
-        </w:pBdr>
-      </w:pPr>
-    </w:p>
-    <w:p>
       <w:r>
         <w:rPr>
-          <w:b w:val="0"/>
+          <w:b/>
           <w:i w:val="0"/>
         </w:rPr>
-        <w:t xml:space="preserve">(b) The single warning box is to be styled differently from everything else. State whether a </w:t>
-      </w:r>
-      <w:r>
-        <w:rPr>
-          <w:rFonts w:ascii="Consolas" w:hAnsi="Consolas"/>
-          <w:b w:val="0"/>
-          <w:i w:val="0"/>
-          <w:sz w:val="19"/>
-        </w:rPr>
-        <w:t>.class</w:t>
+        <w:t>3.</w:t>
       </w:r>
       <w:r>
         <w:rPr>
           <w:b w:val="0"/>
           <w:i w:val="0"/>
         </w:rPr>
-        <w:t xml:space="preserve"> selector or an </w:t>
+        <w:t xml:space="preserve"> Number the steps from 1 to 6 to show how a search engine builds its index and answers a search. </w:t>
       </w:r>
       <w:r>
         <w:rPr>
-          <w:rFonts w:ascii="Consolas" w:hAnsi="Consolas"/>
-          <w:b w:val="0"/>
+          <w:b/>
           <w:i w:val="0"/>
-          <w:sz w:val="19"/>
         </w:rPr>
-        <w:t>#id</w:t>
+        <w:t>[3]</w:t>
       </w:r>
       <w:r>
         <w:rPr>
           <w:b w:val="0"/>
           <w:i w:val="0"/>
         </w:rPr>
-        <w:t xml:space="preserve"> selector is the more appropriate choice for it, and justify your answer. </w:t>
+        <w:t xml:space="preserve"> </w:t>
+      </w:r>
+      <w:r>
+        <w:rPr>
+          <w:b w:val="0"/>
+          <w:i/>
+        </w:rPr>
+        <w:t>(AO1)</w:t>
+      </w:r>
+    </w:p>
+    <w:tbl>
+      <w:tblPr>
+        <w:tblStyle w:val="TableGrid"/>
+        <w:tblW w:type="auto" w:w="0"/>
+        <w:tblLook w:firstColumn="1" w:firstRow="1" w:lastColumn="0" w:lastRow="0" w:noHBand="0" w:noVBand="1" w:val="04A0"/>
+      </w:tblPr>
+      <w:tblGrid>
+        <w:gridCol w:w="4320"/>
+        <w:gridCol w:w="4320"/>
+      </w:tblGrid>
+      <w:tr>
+        <w:tc>
+          <w:tcPr>
+            <w:tcW w:type="dxa" w:w="4320"/>
+            <w:shd w:fill="D9E2F3"/>
+          </w:tcPr>
+          <w:p>
+            <w:r>
+              <w:rPr>
+                <w:b/>
+              </w:rPr>
+            </w:r>
+            <w:r>
+              <w:rPr>
+                <w:b/>
+                <w:i w:val="0"/>
+              </w:rPr>
+              <w:t>Step</w:t>
+            </w:r>
+          </w:p>
+        </w:tc>
+        <w:tc>
+          <w:tcPr>
+            <w:tcW w:type="dxa" w:w="4320"/>
+            <w:shd w:fill="D9E2F3"/>
+          </w:tcPr>
+          <w:p>
+            <w:r>
+              <w:rPr>
+                <w:b/>
+              </w:rPr>
+            </w:r>
+            <w:r>
+              <w:rPr>
+                <w:b/>
+                <w:i w:val="0"/>
+              </w:rPr>
+              <w:t>Order (1–6)</w:t>
+            </w:r>
+          </w:p>
+        </w:tc>
+      </w:tr>
+      <w:tr>
+        <w:tc>
+          <w:tcPr>
+            <w:tcW w:type="dxa" w:w="4320"/>
+          </w:tcPr>
+          <w:p>
+            <w:r/>
+            <w:r>
+              <w:rPr>
+                <w:b w:val="0"/>
+                <w:i w:val="0"/>
+              </w:rPr>
+              <w:t>The user's search query is looked up in the index.</w:t>
+            </w:r>
+          </w:p>
+        </w:tc>
+        <w:tc>
+          <w:tcPr>
+            <w:tcW w:type="dxa" w:w="4320"/>
+          </w:tcPr>
+          <w:p>
+            <w:r/>
+          </w:p>
+        </w:tc>
+      </w:tr>
+      <w:tr>
+        <w:tc>
+          <w:tcPr>
+            <w:tcW w:type="dxa" w:w="4320"/>
+          </w:tcPr>
+          <w:p>
+            <w:r/>
+            <w:r>
+              <w:rPr>
+                <w:b w:val="0"/>
+                <w:i w:val="0"/>
+              </w:rPr>
+              <w:t>The crawler follows those hyperlinks to visit and process further pages.</w:t>
+            </w:r>
+          </w:p>
+        </w:tc>
+        <w:tc>
+          <w:tcPr>
+            <w:tcW w:type="dxa" w:w="4320"/>
+          </w:tcPr>
+          <w:p>
+            <w:r/>
+          </w:p>
+        </w:tc>
+      </w:tr>
+      <w:tr>
+        <w:tc>
+          <w:tcPr>
+            <w:tcW w:type="dxa" w:w="4320"/>
+          </w:tcPr>
+          <w:p>
+            <w:r/>
+            <w:r>
+              <w:rPr>
+                <w:b w:val="0"/>
+                <w:i w:val="0"/>
+              </w:rPr>
+              <w:t>Matching pages are ordered by rank (e.g. using PageRank) and the results are displayed.</w:t>
+            </w:r>
+          </w:p>
+        </w:tc>
+        <w:tc>
+          <w:tcPr>
+            <w:tcW w:type="dxa" w:w="4320"/>
+          </w:tcPr>
+          <w:p>
+            <w:r/>
+          </w:p>
+        </w:tc>
+      </w:tr>
+      <w:tr>
+        <w:tc>
+          <w:tcPr>
+            <w:tcW w:type="dxa" w:w="4320"/>
+          </w:tcPr>
+          <w:p>
+            <w:r/>
+            <w:r>
+              <w:rPr>
+                <w:b w:val="0"/>
+                <w:i w:val="0"/>
+              </w:rPr>
+              <w:t>A web crawler visits a web page.</w:t>
+            </w:r>
+          </w:p>
+        </w:tc>
+        <w:tc>
+          <w:tcPr>
+            <w:tcW w:type="dxa" w:w="4320"/>
+          </w:tcPr>
+          <w:p>
+            <w:r/>
+          </w:p>
+        </w:tc>
+      </w:tr>
+      <w:tr>
+        <w:tc>
+          <w:tcPr>
+            <w:tcW w:type="dxa" w:w="4320"/>
+          </w:tcPr>
+          <w:p>
+            <w:r/>
+            <w:r>
+              <w:rPr>
+                <w:b w:val="0"/>
+                <w:i w:val="0"/>
+              </w:rPr>
+              <w:t>The keywords collected are added to the index, mapped to the pages they occur on.</w:t>
+            </w:r>
+          </w:p>
+        </w:tc>
+        <w:tc>
+          <w:tcPr>
+            <w:tcW w:type="dxa" w:w="4320"/>
+          </w:tcPr>
+          <w:p>
+            <w:r/>
+          </w:p>
+        </w:tc>
+      </w:tr>
+      <w:tr>
+        <w:tc>
+          <w:tcPr>
+            <w:tcW w:type="dxa" w:w="4320"/>
+          </w:tcPr>
+          <w:p>
+            <w:r/>
+            <w:r>
+              <w:rPr>
+                <w:b w:val="0"/>
+                <w:i w:val="0"/>
+              </w:rPr>
+              <w:t>The crawler records the page's keywords and metadata, and notes the hyperlinks it contains.</w:t>
+            </w:r>
+          </w:p>
+        </w:tc>
+        <w:tc>
+          <w:tcPr>
+            <w:tcW w:type="dxa" w:w="4320"/>
+          </w:tcPr>
+          <w:p>
+            <w:r/>
+          </w:p>
+        </w:tc>
+      </w:tr>
+    </w:tbl>
+    <w:p/>
+    <w:p>
+      <w:r>
+        <w:rPr>
+          <w:b/>
+          <w:i w:val="0"/>
+        </w:rPr>
+        <w:t>4.</w:t>
+      </w:r>
+      <w:r>
+        <w:rPr>
+          <w:b w:val="0"/>
+          <w:i w:val="0"/>
+        </w:rPr>
+        <w:t xml:space="preserve"> A web form lets a user choose a username. Write </w:t>
       </w:r>
       <w:r>
         <w:rPr>
           <w:b/>
           <w:i w:val="0"/>
         </w:rPr>
-        <w:t>[2]</w:t>
+        <w:t>True</w:t>
+      </w:r>
+      <w:r>
+        <w:rPr>
+          <w:b w:val="0"/>
+          <w:i w:val="0"/>
+        </w:rPr>
+        <w:t xml:space="preserve"> or </w:t>
+      </w:r>
+      <w:r>
+        <w:rPr>
+          <w:b/>
+          <w:i w:val="0"/>
+        </w:rPr>
+        <w:t>False</w:t>
+      </w:r>
+      <w:r>
+        <w:rPr>
+          <w:b w:val="0"/>
+          <w:i w:val="0"/>
+        </w:rPr>
+        <w:t xml:space="preserve"> for each statement. If a statement is false, write a correction in the final column. </w:t>
+      </w:r>
+      <w:r>
+        <w:rPr>
+          <w:b/>
+          <w:i w:val="0"/>
+        </w:rPr>
+        <w:t>[3]</w:t>
       </w:r>
       <w:r>
         <w:rPr>
@@ -224,228 +682,180 @@
         <w:tblLook w:firstColumn="1" w:firstRow="1" w:lastColumn="0" w:lastRow="0" w:noHBand="0" w:noVBand="1" w:val="04A0"/>
       </w:tblPr>
       <w:tblGrid>
-        <w:gridCol w:w="8640"/>
+        <w:gridCol w:w="2880"/>
+        <w:gridCol w:w="2880"/>
+        <w:gridCol w:w="2880"/>
       </w:tblGrid>
       <w:tr>
-        <w:trPr>
-          <w:trHeight w:val="1020" w:hRule="atLeast"/>
-        </w:trPr>
         <w:tc>
           <w:tcPr>
-            <w:tcW w:type="dxa" w:w="8640"/>
+            <w:tcW w:type="dxa" w:w="2880"/>
+            <w:shd w:fill="D9E2F3"/>
           </w:tcPr>
           <w:p>
-            <w:pPr>
-              <w:spacing w:before="40"/>
-            </w:pPr>
+            <w:r>
+              <w:rPr>
+                <w:b/>
+              </w:rPr>
+            </w:r>
+            <w:r>
+              <w:rPr>
+                <w:b/>
+                <w:i w:val="0"/>
+              </w:rPr>
+              <w:t>Statement</w:t>
+            </w:r>
+          </w:p>
+        </w:tc>
+        <w:tc>
+          <w:tcPr>
+            <w:tcW w:type="dxa" w:w="2880"/>
+            <w:shd w:fill="D9E2F3"/>
+          </w:tcPr>
+          <w:p>
+            <w:r>
+              <w:rPr>
+                <w:b/>
+              </w:rPr>
+            </w:r>
+            <w:r>
+              <w:rPr>
+                <w:b/>
+                <w:i w:val="0"/>
+              </w:rPr>
+              <w:t>True / False</w:t>
+            </w:r>
+          </w:p>
+        </w:tc>
+        <w:tc>
+          <w:tcPr>
+            <w:tcW w:type="dxa" w:w="2880"/>
+            <w:shd w:fill="D9E2F3"/>
+          </w:tcPr>
+          <w:p>
+            <w:r>
+              <w:rPr>
+                <w:b/>
+              </w:rPr>
+            </w:r>
+            <w:r>
+              <w:rPr>
+                <w:b/>
+                <w:i w:val="0"/>
+              </w:rPr>
+              <w:t>Correction if false</w:t>
+            </w:r>
+          </w:p>
+        </w:tc>
+      </w:tr>
+      <w:tr>
+        <w:tc>
+          <w:tcPr>
+            <w:tcW w:type="dxa" w:w="2880"/>
+          </w:tcPr>
+          <w:p>
+            <w:r/>
+            <w:r>
+              <w:rPr>
+                <w:b w:val="0"/>
+                <w:i w:val="0"/>
+              </w:rPr>
+              <w:t>JavaScript running in the browser (client-side) can give the user instant feedback without waiting for a round trip to the server.</w:t>
+            </w:r>
+          </w:p>
+        </w:tc>
+        <w:tc>
+          <w:tcPr>
+            <w:tcW w:type="dxa" w:w="2880"/>
+          </w:tcPr>
+          <w:p>
+            <w:r/>
+          </w:p>
+        </w:tc>
+        <w:tc>
+          <w:tcPr>
+            <w:tcW w:type="dxa" w:w="2880"/>
+          </w:tcPr>
+          <w:p>
+            <w:r/>
+          </w:p>
+        </w:tc>
+      </w:tr>
+      <w:tr>
+        <w:tc>
+          <w:tcPr>
+            <w:tcW w:type="dxa" w:w="2880"/>
+          </w:tcPr>
+          <w:p>
+            <w:r/>
+            <w:r>
+              <w:rPr>
+                <w:b w:val="0"/>
+                <w:i w:val="0"/>
+              </w:rPr>
+              <w:t>Client-side validation code can be viewed and altered by the user, so the server must repeat any important checks.</w:t>
+            </w:r>
+          </w:p>
+        </w:tc>
+        <w:tc>
+          <w:tcPr>
+            <w:tcW w:type="dxa" w:w="2880"/>
+          </w:tcPr>
+          <w:p>
+            <w:r/>
+          </w:p>
+        </w:tc>
+        <w:tc>
+          <w:tcPr>
+            <w:tcW w:type="dxa" w:w="2880"/>
+          </w:tcPr>
+          <w:p>
+            <w:r/>
+          </w:p>
+        </w:tc>
+      </w:tr>
+      <w:tr>
+        <w:tc>
+          <w:tcPr>
+            <w:tcW w:type="dxa" w:w="2880"/>
+          </w:tcPr>
+          <w:p>
+            <w:r/>
+            <w:r>
+              <w:rPr>
+                <w:b w:val="0"/>
+                <w:i w:val="0"/>
+              </w:rPr>
+              <w:t>Checking that a username is not already taken can be done entirely client-side, without contacting the server.</w:t>
+            </w:r>
+          </w:p>
+        </w:tc>
+        <w:tc>
+          <w:tcPr>
+            <w:tcW w:type="dxa" w:w="2880"/>
+          </w:tcPr>
+          <w:p>
+            <w:r/>
+          </w:p>
+        </w:tc>
+        <w:tc>
+          <w:tcPr>
+            <w:tcW w:type="dxa" w:w="2880"/>
+          </w:tcPr>
+          <w:p>
+            <w:r/>
           </w:p>
         </w:tc>
       </w:tr>
     </w:tbl>
     <w:p/>
     <w:p>
-      <w:pPr>
-        <w:pBdr>
-          <w:bottom w:val="single" w:sz="6" w:space="1" w:color="AAAAAA"/>
-        </w:pBdr>
-      </w:pPr>
-    </w:p>
-    <w:p>
-      <w:pPr>
-        <w:pBdr>
-          <w:bottom w:val="single" w:sz="6" w:space="1" w:color="AAAAAA"/>
-        </w:pBdr>
-      </w:pPr>
-    </w:p>
-    <w:p>
       <w:r>
         <w:rPr>
           <w:b/>
           <w:i w:val="0"/>
         </w:rPr>
-        <w:t>2.</w:t>
-      </w:r>
-      <w:r>
-        <w:rPr>
-          <w:b w:val="0"/>
-          <w:i w:val="0"/>
-        </w:rPr>
-        <w:t xml:space="preserve"> Explain why the styling for a large website is placed in an external </w:t>
-      </w:r>
-      <w:r>
-        <w:rPr>
-          <w:b/>
-          <w:i w:val="0"/>
-        </w:rPr>
-        <w:t>CSS</w:t>
-      </w:r>
-      <w:r>
-        <w:rPr>
-          <w:b w:val="0"/>
-          <w:i w:val="0"/>
-        </w:rPr>
-        <w:t xml:space="preserve"> file rather than being written directly into the HTML of every page. </w:t>
-      </w:r>
-      <w:r>
-        <w:rPr>
-          <w:b/>
-          <w:i w:val="0"/>
-        </w:rPr>
-        <w:t>[2]</w:t>
-      </w:r>
-      <w:r>
-        <w:rPr>
-          <w:b w:val="0"/>
-          <w:i w:val="0"/>
-        </w:rPr>
-        <w:t xml:space="preserve"> </w:t>
-      </w:r>
-      <w:r>
-        <w:rPr>
-          <w:b w:val="0"/>
-          <w:i/>
-        </w:rPr>
-        <w:t>(AO2)</w:t>
-      </w:r>
-    </w:p>
-    <w:tbl>
-      <w:tblPr>
-        <w:tblStyle w:val="TableGrid"/>
-        <w:tblW w:type="auto" w:w="0"/>
-        <w:tblLook w:firstColumn="1" w:firstRow="1" w:lastColumn="0" w:lastRow="0" w:noHBand="0" w:noVBand="1" w:val="04A0"/>
-      </w:tblPr>
-      <w:tblGrid>
-        <w:gridCol w:w="8640"/>
-      </w:tblGrid>
-      <w:tr>
-        <w:trPr>
-          <w:trHeight w:val="1020" w:hRule="atLeast"/>
-        </w:trPr>
-        <w:tc>
-          <w:tcPr>
-            <w:tcW w:type="dxa" w:w="8640"/>
-          </w:tcPr>
-          <w:p>
-            <w:pPr>
-              <w:spacing w:before="40"/>
-            </w:pPr>
-          </w:p>
-        </w:tc>
-      </w:tr>
-    </w:tbl>
-    <w:p/>
-    <w:p>
-      <w:pPr>
-        <w:pBdr>
-          <w:bottom w:val="single" w:sz="6" w:space="1" w:color="AAAAAA"/>
-        </w:pBdr>
-      </w:pPr>
-    </w:p>
-    <w:p>
-      <w:pPr>
-        <w:pBdr>
-          <w:bottom w:val="single" w:sz="6" w:space="1" w:color="AAAAAA"/>
-        </w:pBdr>
-      </w:pPr>
-    </w:p>
-    <w:p>
-      <w:r>
-        <w:rPr>
-          <w:b/>
-          <w:i w:val="0"/>
-        </w:rPr>
-        <w:t>3.</w:t>
-      </w:r>
-      <w:r>
-        <w:rPr>
-          <w:b w:val="0"/>
-          <w:i w:val="0"/>
-        </w:rPr>
-        <w:t xml:space="preserve"> Describe the role of a </w:t>
-      </w:r>
-      <w:r>
-        <w:rPr>
-          <w:b/>
-          <w:i w:val="0"/>
-        </w:rPr>
-        <w:t>web crawler</w:t>
-      </w:r>
-      <w:r>
-        <w:rPr>
-          <w:b w:val="0"/>
-          <w:i w:val="0"/>
-        </w:rPr>
-        <w:t xml:space="preserve"> in how a search engine builds its index. </w:t>
-      </w:r>
-      <w:r>
-        <w:rPr>
-          <w:b/>
-          <w:i w:val="0"/>
-        </w:rPr>
-        <w:t>[2]</w:t>
-      </w:r>
-      <w:r>
-        <w:rPr>
-          <w:b w:val="0"/>
-          <w:i w:val="0"/>
-        </w:rPr>
-        <w:t xml:space="preserve"> </w:t>
-      </w:r>
-      <w:r>
-        <w:rPr>
-          <w:b w:val="0"/>
-          <w:i/>
-        </w:rPr>
-        <w:t>(AO1)</w:t>
-      </w:r>
-    </w:p>
-    <w:tbl>
-      <w:tblPr>
-        <w:tblStyle w:val="TableGrid"/>
-        <w:tblW w:type="auto" w:w="0"/>
-        <w:tblLook w:firstColumn="1" w:firstRow="1" w:lastColumn="0" w:lastRow="0" w:noHBand="0" w:noVBand="1" w:val="04A0"/>
-      </w:tblPr>
-      <w:tblGrid>
-        <w:gridCol w:w="8640"/>
-      </w:tblGrid>
-      <w:tr>
-        <w:trPr>
-          <w:trHeight w:val="1020" w:hRule="atLeast"/>
-        </w:trPr>
-        <w:tc>
-          <w:tcPr>
-            <w:tcW w:type="dxa" w:w="8640"/>
-          </w:tcPr>
-          <w:p>
-            <w:pPr>
-              <w:spacing w:before="40"/>
-            </w:pPr>
-          </w:p>
-        </w:tc>
-      </w:tr>
-    </w:tbl>
-    <w:p/>
-    <w:p>
-      <w:pPr>
-        <w:pBdr>
-          <w:bottom w:val="single" w:sz="6" w:space="1" w:color="AAAAAA"/>
-        </w:pBdr>
-      </w:pPr>
-    </w:p>
-    <w:p>
-      <w:pPr>
-        <w:pBdr>
-          <w:bottom w:val="single" w:sz="6" w:space="1" w:color="AAAAAA"/>
-        </w:pBdr>
-      </w:pPr>
-    </w:p>
-    <w:p>
-      <w:r>
-        <w:rPr>
-          <w:b/>
-          <w:i w:val="0"/>
-        </w:rPr>
-        <w:t>4.</w:t>
+        <w:t>5.</w:t>
       </w:r>
       <w:r>
         <w:rPr>
@@ -554,40 +964,12 @@
     </w:tbl>
     <w:p/>
     <w:p>
-      <w:pPr>
-        <w:pBdr>
-          <w:bottom w:val="single" w:sz="6" w:space="1" w:color="AAAAAA"/>
-        </w:pBdr>
-      </w:pPr>
-    </w:p>
-    <w:p>
-      <w:pPr>
-        <w:pBdr>
-          <w:bottom w:val="single" w:sz="6" w:space="1" w:color="AAAAAA"/>
-        </w:pBdr>
-      </w:pPr>
-    </w:p>
-    <w:p>
       <w:r>
         <w:rPr>
           <w:b w:val="0"/>
           <w:i w:val="0"/>
         </w:rPr>
-        <w:t xml:space="preserve">(b) State what is meant by saying PageRank is calculated </w:t>
-      </w:r>
-      <w:r>
-        <w:rPr>
-          <w:b/>
-          <w:i w:val="0"/>
-        </w:rPr>
-        <w:t>iteratively</w:t>
-      </w:r>
-      <w:r>
-        <w:rPr>
-          <w:b w:val="0"/>
-          <w:i w:val="0"/>
-        </w:rPr>
-        <w:t xml:space="preserve"> until it </w:t>
+        <w:t xml:space="preserve">(b) The rank values are recalculated repeatedly until the calculation </w:t>
       </w:r>
       <w:r>
         <w:rPr>
@@ -601,149 +983,21 @@
           <w:b w:val="0"/>
           <w:i w:val="0"/>
         </w:rPr>
-        <w:t xml:space="preserve">. </w:t>
+        <w:t xml:space="preserve">. State what </w:t>
       </w:r>
       <w:r>
         <w:rPr>
-          <w:b/>
-          <w:i w:val="0"/>
+          <w:b w:val="0"/>
+          <w:i/>
         </w:rPr>
-        <w:t>[2]</w:t>
+        <w:t>converges</w:t>
       </w:r>
       <w:r>
         <w:rPr>
           <w:b w:val="0"/>
           <w:i w:val="0"/>
         </w:rPr>
-        <w:t xml:space="preserve"> </w:t>
-      </w:r>
-      <w:r>
-        <w:rPr>
-          <w:b w:val="0"/>
-          <w:i/>
-        </w:rPr>
-        <w:t>(AO1)</w:t>
-      </w:r>
-    </w:p>
-    <w:tbl>
-      <w:tblPr>
-        <w:tblStyle w:val="TableGrid"/>
-        <w:tblW w:type="auto" w:w="0"/>
-        <w:tblLook w:firstColumn="1" w:firstRow="1" w:lastColumn="0" w:lastRow="0" w:noHBand="0" w:noVBand="1" w:val="04A0"/>
-      </w:tblPr>
-      <w:tblGrid>
-        <w:gridCol w:w="8640"/>
-      </w:tblGrid>
-      <w:tr>
-        <w:trPr>
-          <w:trHeight w:val="1020" w:hRule="atLeast"/>
-        </w:trPr>
-        <w:tc>
-          <w:tcPr>
-            <w:tcW w:type="dxa" w:w="8640"/>
-          </w:tcPr>
-          <w:p>
-            <w:pPr>
-              <w:spacing w:before="40"/>
-            </w:pPr>
-          </w:p>
-        </w:tc>
-      </w:tr>
-    </w:tbl>
-    <w:p/>
-    <w:p>
-      <w:pPr>
-        <w:pBdr>
-          <w:bottom w:val="single" w:sz="6" w:space="1" w:color="AAAAAA"/>
-        </w:pBdr>
-      </w:pPr>
-    </w:p>
-    <w:p>
-      <w:pPr>
-        <w:pBdr>
-          <w:bottom w:val="single" w:sz="6" w:space="1" w:color="AAAAAA"/>
-        </w:pBdr>
-      </w:pPr>
-    </w:p>
-    <w:p>
-      <w:r>
-        <w:rPr>
-          <w:b/>
-          <w:i w:val="0"/>
-        </w:rPr>
-        <w:t>5.</w:t>
-      </w:r>
-      <w:r>
-        <w:rPr>
-          <w:b w:val="0"/>
-          <w:i w:val="0"/>
-        </w:rPr>
-        <w:t xml:space="preserve"> A web form lets a user choose a username. JavaScript in the browser checks instantly that the box is not empty (</w:t>
-      </w:r>
-      <w:r>
-        <w:rPr>
-          <w:b/>
-          <w:i w:val="0"/>
-        </w:rPr>
-        <w:t>client-side</w:t>
-      </w:r>
-      <w:r>
-        <w:rPr>
-          <w:b w:val="0"/>
-          <w:i w:val="0"/>
-        </w:rPr>
-        <w:t>), and the server then checks that the username is not already taken in the database (</w:t>
-      </w:r>
-      <w:r>
-        <w:rPr>
-          <w:b/>
-          <w:i w:val="0"/>
-        </w:rPr>
-        <w:t>server-side</w:t>
-      </w:r>
-      <w:r>
-        <w:rPr>
-          <w:b w:val="0"/>
-          <w:i w:val="0"/>
-        </w:rPr>
-        <w:t>).</w:t>
-      </w:r>
-    </w:p>
-    <w:p>
-      <w:r>
-        <w:rPr>
-          <w:b w:val="0"/>
-          <w:i w:val="0"/>
-        </w:rPr>
-        <w:t xml:space="preserve">(a) Give </w:t>
-      </w:r>
-      <w:r>
-        <w:rPr>
-          <w:b/>
-          <w:i w:val="0"/>
-        </w:rPr>
-        <w:t>one</w:t>
-      </w:r>
-      <w:r>
-        <w:rPr>
-          <w:b w:val="0"/>
-          <w:i w:val="0"/>
-        </w:rPr>
-        <w:t xml:space="preserve"> benefit of doing the "not empty" check </w:t>
-      </w:r>
-      <w:r>
-        <w:rPr>
-          <w:b/>
-          <w:i w:val="0"/>
-        </w:rPr>
-        <w:t>client-side</w:t>
-      </w:r>
-      <w:r>
-        <w:rPr>
-          <w:b w:val="0"/>
-          <w:i w:val="0"/>
-        </w:rPr>
-        <w:t xml:space="preserve">. </w:t>
+        <w:t xml:space="preserve"> means here. </w:t>
       </w:r>
       <w:r>
         <w:rPr>
@@ -764,7 +1018,7 @@
           <w:b w:val="0"/>
           <w:i/>
         </w:rPr>
-        <w:t>(AO2)</w:t>
+        <w:t>(AO1)</w:t>
       </w:r>
     </w:p>
     <w:tbl>
@@ -793,97 +1047,6 @@
       </w:tr>
     </w:tbl>
     <w:p/>
-    <w:p>
-      <w:pPr>
-        <w:pBdr>
-          <w:bottom w:val="single" w:sz="6" w:space="1" w:color="AAAAAA"/>
-        </w:pBdr>
-      </w:pPr>
-    </w:p>
-    <w:p>
-      <w:r>
-        <w:rPr>
-          <w:b w:val="0"/>
-          <w:i w:val="0"/>
-        </w:rPr>
-        <w:t xml:space="preserve">(b) Explain why the "username already taken" check </w:t>
-      </w:r>
-      <w:r>
-        <w:rPr>
-          <w:b/>
-          <w:i w:val="0"/>
-        </w:rPr>
-        <w:t>must</w:t>
-      </w:r>
-      <w:r>
-        <w:rPr>
-          <w:b w:val="0"/>
-          <w:i w:val="0"/>
-        </w:rPr>
-        <w:t xml:space="preserve"> be done server-side. </w:t>
-      </w:r>
-      <w:r>
-        <w:rPr>
-          <w:b/>
-          <w:i w:val="0"/>
-        </w:rPr>
-        <w:t>[2]</w:t>
-      </w:r>
-      <w:r>
-        <w:rPr>
-          <w:b w:val="0"/>
-          <w:i w:val="0"/>
-        </w:rPr>
-        <w:t xml:space="preserve"> </w:t>
-      </w:r>
-      <w:r>
-        <w:rPr>
-          <w:b w:val="0"/>
-          <w:i/>
-        </w:rPr>
-        <w:t>(AO2)</w:t>
-      </w:r>
-    </w:p>
-    <w:tbl>
-      <w:tblPr>
-        <w:tblStyle w:val="TableGrid"/>
-        <w:tblW w:type="auto" w:w="0"/>
-        <w:tblLook w:firstColumn="1" w:firstRow="1" w:lastColumn="0" w:lastRow="0" w:noHBand="0" w:noVBand="1" w:val="04A0"/>
-      </w:tblPr>
-      <w:tblGrid>
-        <w:gridCol w:w="8640"/>
-      </w:tblGrid>
-      <w:tr>
-        <w:trPr>
-          <w:trHeight w:val="1020" w:hRule="atLeast"/>
-        </w:trPr>
-        <w:tc>
-          <w:tcPr>
-            <w:tcW w:type="dxa" w:w="8640"/>
-          </w:tcPr>
-          <w:p>
-            <w:pPr>
-              <w:spacing w:before="40"/>
-            </w:pPr>
-          </w:p>
-        </w:tc>
-      </w:tr>
-    </w:tbl>
-    <w:p/>
-    <w:p>
-      <w:pPr>
-        <w:pBdr>
-          <w:bottom w:val="single" w:sz="6" w:space="1" w:color="AAAAAA"/>
-        </w:pBdr>
-      </w:pPr>
-    </w:p>
-    <w:p>
-      <w:pPr>
-        <w:pBdr>
-          <w:bottom w:val="single" w:sz="6" w:space="1" w:color="AAAAAA"/>
-        </w:pBdr>
-      </w:pPr>
-    </w:p>
     <w:p>
       <w:pPr>
         <w:pStyle w:val="Heading2"/>
@@ -1001,20 +1164,6 @@
       </w:tr>
     </w:tbl>
     <w:p/>
-    <w:p>
-      <w:pPr>
-        <w:pBdr>
-          <w:bottom w:val="single" w:sz="6" w:space="1" w:color="AAAAAA"/>
-        </w:pBdr>
-      </w:pPr>
-    </w:p>
-    <w:p>
-      <w:pPr>
-        <w:pBdr>
-          <w:bottom w:val="single" w:sz="6" w:space="1" w:color="AAAAAA"/>
-        </w:pBdr>
-      </w:pPr>
-    </w:p>
     <w:p>
       <w:r>
         <w:rPr>
@@ -1134,20 +1283,6 @@
       </w:tr>
     </w:tbl>
     <w:p/>
-    <w:p>
-      <w:pPr>
-        <w:pBdr>
-          <w:bottom w:val="single" w:sz="6" w:space="1" w:color="AAAAAA"/>
-        </w:pBdr>
-      </w:pPr>
-    </w:p>
-    <w:p>
-      <w:pPr>
-        <w:pBdr>
-          <w:bottom w:val="single" w:sz="6" w:space="1" w:color="AAAAAA"/>
-        </w:pBdr>
-      </w:pPr>
-    </w:p>
     <w:p>
       <w:r>
         <w:rPr>
@@ -1285,20 +1420,6 @@
       </w:tr>
     </w:tbl>
     <w:p/>
-    <w:p>
-      <w:pPr>
-        <w:pBdr>
-          <w:bottom w:val="single" w:sz="6" w:space="1" w:color="AAAAAA"/>
-        </w:pBdr>
-      </w:pPr>
-    </w:p>
-    <w:p>
-      <w:pPr>
-        <w:pBdr>
-          <w:bottom w:val="single" w:sz="6" w:space="1" w:color="AAAAAA"/>
-        </w:pBdr>
-      </w:pPr>
-    </w:p>
     <w:p>
       <w:pPr>
         <w:pBdr>
